--- a/functional_spec/Invoice_Functional_Template.docx
+++ b/functional_spec/Invoice_Functional_Template.docx
@@ -1279,6 +1279,37 @@
               <w:t>: Tax number of the Franchise</w:t>
             </w:r>
           </w:p>
+          <w:p>
+            <w:pPr>
+              <w:numPr>
+                <w:ilvl w:val="0"/>
+                <w:numId w:val="8"/>
+              </w:numPr>
+              <w:spacing w:before="0" w:after="120"/>
+              <w:rPr>
+                <w:szCs w:val="18"/>
+              </w:rPr>
+            </w:pPr>
+            <w:r>
+              <w:rPr>
+                <w:b/>
+                <w:szCs w:val="18"/>
+              </w:rPr>
+              <w:t>Logo</w:t>
+            </w:r>
+            <w:r>
+              <w:rPr>
+                <w:szCs w:val="18"/>
+              </w:rPr>
+              <w:t>:</w:t>
+            </w:r>
+            <w:r>
+              <w:rPr>
+                <w:szCs w:val="18"/>
+              </w:rPr>
+              <w:t xml:space="preserve"> Logo of the organisation</w:t>
+            </w:r>
+          </w:p>
         </w:tc>
       </w:tr>
       <w:tr>
@@ -4261,6 +4292,37 @@
               <w:t>: Tax number of the Franchise</w:t>
             </w:r>
           </w:p>
+          <w:p>
+            <w:pPr>
+              <w:numPr>
+                <w:ilvl w:val="0"/>
+                <w:numId w:val="17"/>
+              </w:numPr>
+              <w:spacing w:before="0" w:after="120"/>
+              <w:rPr>
+                <w:szCs w:val="18"/>
+              </w:rPr>
+            </w:pPr>
+            <w:r>
+              <w:rPr>
+                <w:b/>
+                <w:szCs w:val="18"/>
+              </w:rPr>
+              <w:t>Logo</w:t>
+            </w:r>
+            <w:r>
+              <w:rPr>
+                <w:szCs w:val="18"/>
+              </w:rPr>
+              <w:t>:</w:t>
+            </w:r>
+            <w:r>
+              <w:rPr>
+                <w:szCs w:val="18"/>
+              </w:rPr>
+              <w:t xml:space="preserve"> Logo of the organisation</w:t>
+            </w:r>
+          </w:p>
         </w:tc>
       </w:tr>
       <w:tr>
@@ -4576,6 +4638,7 @@
                 <w:b/>
                 <w:szCs w:val="18"/>
               </w:rPr>
+              <w:lastRenderedPageBreak/>
               <w:t>Payment Curr</w:t>
             </w:r>
             <w:r>
@@ -5332,6 +5395,7 @@
         <w:rPr>
           <w:szCs w:val="18"/>
         </w:rPr>
+        <w:lastRenderedPageBreak/>
         <w:t xml:space="preserve">  TRANS.DOCUMENT_DATE,</w:t>
       </w:r>
     </w:p>
@@ -5345,7 +5409,6 @@
         <w:rPr>
           <w:szCs w:val="18"/>
         </w:rPr>
-        <w:lastRenderedPageBreak/>
         <w:t xml:space="preserve">  TRANS.PAYMENT_DUE_DAYS,</w:t>
       </w:r>
     </w:p>
@@ -5973,7 +6036,14 @@
               <w:rPr>
                 <w:sz w:val="20"/>
               </w:rPr>
-              <w:t xml:space="preserve"> Subtotal per data type (domestic / international / special deal) for net, and total.</w:t>
+              <w:t xml:space="preserve"> Subtotal per data type (domestic / international / special deal) </w:t>
+            </w:r>
+            <w:r>
+              <w:rPr>
+                <w:sz w:val="20"/>
+              </w:rPr>
+              <w:lastRenderedPageBreak/>
+              <w:t>for net, and total.</w:t>
             </w:r>
           </w:p>
           <w:p>
@@ -6361,6 +6431,78 @@
     </w:tbl>
     <w:p>
       <w:pPr>
+        <w:rPr>
+          <w:szCs w:val="18"/>
+        </w:rPr>
+      </w:pPr>
+    </w:p>
+    <w:p>
+      <w:pPr>
+        <w:pStyle w:val="ListParagraph"/>
+        <w:numPr>
+          <w:ilvl w:val="0"/>
+          <w:numId w:val="31"/>
+        </w:numPr>
+        <w:rPr>
+          <w:szCs w:val="18"/>
+        </w:rPr>
+      </w:pPr>
+      <w:r>
+        <w:rPr>
+          <w:b/>
+          <w:bCs/>
+          <w:szCs w:val="18"/>
+        </w:rPr>
+        <w:t>Logo</w:t>
+      </w:r>
+    </w:p>
+    <w:p>
+      <w:pPr>
+        <w:pStyle w:val="ListParagraph"/>
+        <w:ind w:left="360"/>
+        <w:rPr>
+          <w:szCs w:val="18"/>
+        </w:rPr>
+      </w:pPr>
+    </w:p>
+    <w:p>
+      <w:pPr>
+        <w:pStyle w:val="ListParagraph"/>
+        <w:ind w:left="360"/>
+        <w:rPr>
+          <w:szCs w:val="18"/>
+        </w:rPr>
+      </w:pPr>
+      <w:r>
+        <w:rPr>
+          <w:szCs w:val="18"/>
+        </w:rPr>
+        <w:t xml:space="preserve">Use the logo image </w:t>
+      </w:r>
+      <w:r>
+        <w:rPr>
+          <w:szCs w:val="18"/>
+        </w:rPr>
+        <w:t xml:space="preserve">provided under sample input and use it as </w:t>
+      </w:r>
+      <w:r>
+        <w:rPr>
+          <w:szCs w:val="18"/>
+        </w:rPr>
+        <w:t>image expression.</w:t>
+      </w:r>
+    </w:p>
+    <w:p>
+      <w:pPr>
+        <w:rPr>
+          <w:szCs w:val="18"/>
+        </w:rPr>
+      </w:pPr>
+    </w:p>
+    <w:p>
+      <w:pPr>
+        <w:pStyle w:val="ListParagraph"/>
+        <w:ind w:left="360"/>
         <w:rPr>
           <w:szCs w:val="18"/>
         </w:rPr>
